--- a/KnowledgeSource/Legacy_System_Map.docx
+++ b/KnowledgeSource/Legacy_System_Map.docx
@@ -19,7 +19,7 @@
           <w:color w:val="242424"/>
           <w:sz w:val="40"/>
         </w:rPr>
-        <w:t>SK케미칼 사내 시스템 · 데이터 연계 맵</w:t>
+        <w:t>사내 시스템 · 데이터 연계 맵</w:t>
       </w:r>
     </w:p>
     <w:p>
@@ -941,7 +941,7 @@
           <w:color w:val="5C5C5C"/>
           <w:sz w:val="16"/>
         </w:rPr>
-        <w:t>※ 본 문서는 SK케미칼 A4A 핸즈온 실습용 mock 데이터입니다. 실제 사내 규정·시스템 정보가 아니며 교육 목적으로만 사용합니다.</w:t>
+        <w:t>※ 본 문서는 A4A 핸즈온 실습용 mock 데이터입니다. 실제 조직의 규정·시스템 정보가 아니며 교육 목적으로만 사용합니다.</w:t>
       </w:r>
     </w:p>
     <w:sectPr>

--- a/KnowledgeSource/Legacy_System_Map.docx
+++ b/KnowledgeSource/Legacy_System_Map.docx
@@ -5,6 +5,7 @@
     <w:p>
       <w:r>
         <w:rPr>
+          <w:rFonts w:ascii="맑은 고딕" w:hAnsi="맑은 고딕" w:eastAsia="맑은 고딕"/>
           <w:b/>
           <w:color w:val="B11F4B"/>
           <w:sz w:val="20"/>
@@ -15,6 +16,7 @@
     <w:p>
       <w:r>
         <w:rPr>
+          <w:rFonts w:ascii="맑은 고딕" w:hAnsi="맑은 고딕" w:eastAsia="맑은 고딕"/>
           <w:b/>
           <w:color w:val="242424"/>
           <w:sz w:val="40"/>
@@ -25,6 +27,7 @@
     <w:p>
       <w:r>
         <w:rPr>
+          <w:rFonts w:ascii="맑은 고딕" w:hAnsi="맑은 고딕" w:eastAsia="맑은 고딕"/>
           <w:color w:val="5C5C5C"/>
           <w:sz w:val="22"/>
         </w:rPr>
@@ -53,6 +56,7 @@
           <w:p>
             <w:r>
               <w:rPr>
+                <w:rFonts w:ascii="맑은 고딕" w:hAnsi="맑은 고딕" w:eastAsia="맑은 고딕"/>
                 <w:b/>
                 <w:sz w:val="17"/>
               </w:rPr>
@@ -68,6 +72,7 @@
           <w:p>
             <w:r>
               <w:rPr>
+                <w:rFonts w:ascii="맑은 고딕" w:hAnsi="맑은 고딕" w:eastAsia="맑은 고딕"/>
                 <w:b/>
                 <w:sz w:val="17"/>
               </w:rPr>
@@ -83,6 +88,7 @@
           <w:p>
             <w:r>
               <w:rPr>
+                <w:rFonts w:ascii="맑은 고딕" w:hAnsi="맑은 고딕" w:eastAsia="맑은 고딕"/>
                 <w:b/>
                 <w:sz w:val="17"/>
               </w:rPr>
@@ -98,6 +104,7 @@
           <w:p>
             <w:r>
               <w:rPr>
+                <w:rFonts w:ascii="맑은 고딕" w:hAnsi="맑은 고딕" w:eastAsia="맑은 고딕"/>
                 <w:b/>
                 <w:sz w:val="17"/>
               </w:rPr>
@@ -114,9 +121,10 @@
           <w:p>
             <w:r>
               <w:rPr>
+                <w:rFonts w:ascii="맑은 고딕" w:hAnsi="맑은 고딕" w:eastAsia="맑은 고딕"/>
                 <w:sz w:val="17"/>
               </w:rPr>
-              <w:t>DT실 시스템개발팀</w:t>
+              <w:t>시스템개발팀</w:t>
             </w:r>
           </w:p>
         </w:tc>
@@ -127,6 +135,7 @@
           <w:p>
             <w:r>
               <w:rPr>
+                <w:rFonts w:ascii="맑은 고딕" w:hAnsi="맑은 고딕" w:eastAsia="맑은 고딕"/>
                 <w:sz w:val="17"/>
               </w:rPr>
               <w:t>2026-05-28</w:t>
@@ -140,6 +149,7 @@
           <w:p>
             <w:r>
               <w:rPr>
+                <w:rFonts w:ascii="맑은 고딕" w:hAnsi="맑은 고딕" w:eastAsia="맑은 고딕"/>
                 <w:sz w:val="17"/>
               </w:rPr>
               <w:t>내부용</w:t>
@@ -153,9 +163,71 @@
           <w:p>
             <w:r>
               <w:rPr>
+                <w:rFonts w:ascii="맑은 고딕" w:hAnsi="맑은 고딕" w:eastAsia="맑은 고딕"/>
                 <w:sz w:val="17"/>
               </w:rPr>
               <w:t>Copilot Studio Knowledge Source</w:t>
+            </w:r>
+          </w:p>
+        </w:tc>
+      </w:tr>
+    </w:tbl>
+    <w:p/>
+    <w:p>
+      <w:pPr>
+        <w:spacing w:after="40"/>
+      </w:pPr>
+      <w:r>
+        <w:rPr>
+          <w:rFonts w:ascii="맑은 고딕" w:hAnsi="맑은 고딕" w:eastAsia="맑은 고딕"/>
+          <w:b/>
+          <w:color w:val="5C5C5C"/>
+          <w:sz w:val="17"/>
+        </w:rPr>
+        <w:t xml:space="preserve">키워드: </w:t>
+      </w:r>
+      <w:r>
+        <w:rPr>
+          <w:rFonts w:ascii="맑은 고딕" w:hAnsi="맑은 고딕" w:eastAsia="맑은 고딕"/>
+          <w:color w:val="5C5C5C"/>
+          <w:sz w:val="17"/>
+        </w:rPr>
+        <w:t>사내 시스템, ERP, 그룹웨어, SharePoint, API 연동, 데이터 접근성, 커넥터, 그라운딩</w:t>
+      </w:r>
+    </w:p>
+    <w:tbl>
+      <w:tblPr>
+        <w:tblStyle w:val="TableGrid"/>
+        <w:tblW w:type="auto" w:w="0"/>
+        <w:tblLook w:firstColumn="1" w:firstRow="1" w:lastColumn="0" w:lastRow="0" w:noHBand="0" w:noVBand="1" w:val="04A0"/>
+      </w:tblPr>
+      <w:tblGrid>
+        <w:gridCol w:w="8640"/>
+      </w:tblGrid>
+      <w:tr>
+        <w:tc>
+          <w:tcPr>
+            <w:tcW w:type="dxa" w:w="8640"/>
+            <w:shd w:val="clear" w:fill="EEF4FB"/>
+          </w:tcPr>
+          <w:p>
+            <w:r/>
+            <w:r>
+              <w:rPr>
+                <w:rFonts w:ascii="맑은 고딕" w:hAnsi="맑은 고딕" w:eastAsia="맑은 고딕"/>
+                <w:b/>
+                <w:color w:val="242424"/>
+                <w:sz w:val="18"/>
+              </w:rPr>
+              <w:t xml:space="preserve">이 문서 사용법: </w:t>
+            </w:r>
+            <w:r>
+              <w:rPr>
+                <w:rFonts w:ascii="맑은 고딕" w:hAnsi="맑은 고딕" w:eastAsia="맑은 고딕"/>
+                <w:color w:val="242424"/>
+                <w:sz w:val="18"/>
+              </w:rPr>
+              <w:t>에이전트가 어떤 사내 데이터를 쓸 수 있는지 판단할 때 참조하세요. 접근성 '높음' 시스템부터 연동을 권장합니다.</w:t>
             </w:r>
           </w:p>
         </w:tc>
@@ -168,6 +240,77 @@
       </w:pPr>
       <w:r>
         <w:rPr>
+          <w:rFonts w:ascii="맑은 고딕" w:hAnsi="맑은 고딕" w:eastAsia="맑은 고딕"/>
+          <w:b/>
+          <w:color w:val="B11F4B"/>
+          <w:sz w:val="26"/>
+        </w:rPr>
+        <w:t>한눈 요약 (TL;DR)</w:t>
+      </w:r>
+    </w:p>
+    <w:tbl>
+      <w:tblPr>
+        <w:tblStyle w:val="TableGrid"/>
+        <w:tblW w:type="auto" w:w="0"/>
+        <w:tblLook w:firstColumn="1" w:firstRow="1" w:lastColumn="0" w:lastRow="0" w:noHBand="0" w:noVBand="1" w:val="04A0"/>
+      </w:tblPr>
+      <w:tblGrid>
+        <w:gridCol w:w="8640"/>
+      </w:tblGrid>
+      <w:tr>
+        <w:tc>
+          <w:tcPr>
+            <w:tcW w:type="dxa" w:w="8640"/>
+            <w:shd w:val="clear" w:fill="FDF2F6"/>
+          </w:tcPr>
+          <w:p>
+            <w:r/>
+            <w:r>
+              <w:rPr>
+                <w:rFonts w:ascii="맑은 고딕" w:hAnsi="맑은 고딕" w:eastAsia="맑은 고딕"/>
+                <w:sz w:val="19"/>
+              </w:rPr>
+              <w:t>• SharePoint Online은 접근성이 가장 높아 문서 기반 에이전트의 1순위 데이터 소스다.</w:t>
+            </w:r>
+          </w:p>
+          <w:p>
+            <w:r>
+              <w:rPr>
+                <w:rFonts w:ascii="맑은 고딕" w:hAnsi="맑은 고딕" w:eastAsia="맑은 고딕"/>
+                <w:sz w:val="19"/>
+              </w:rPr>
+              <w:t>• SAP·LIMS·PLM은 제한적 연동(중)으로 IT 승인과 커넥터 구성이 필요하다.</w:t>
+            </w:r>
+          </w:p>
+          <w:p>
+            <w:r>
+              <w:rPr>
+                <w:rFonts w:ascii="맑은 고딕" w:hAnsi="맑은 고딕" w:eastAsia="맑은 고딕"/>
+                <w:sz w:val="19"/>
+              </w:rPr>
+              <w:t>• 그룹웨어·MES는 표준 API가 없어(낮음) 추출 후 SharePoint 업로드 방식을 권장한다.</w:t>
+            </w:r>
+          </w:p>
+          <w:p>
+            <w:r>
+              <w:rPr>
+                <w:rFonts w:ascii="맑은 고딕" w:hAnsi="맑은 고딕" w:eastAsia="맑은 고딕"/>
+                <w:sz w:val="19"/>
+              </w:rPr>
+              <w:t>• 운영 시스템에 대한 직접 쓰기(write)는 금지하고 읽기 전용으로 설계한다.</w:t>
+            </w:r>
+          </w:p>
+        </w:tc>
+      </w:tr>
+    </w:tbl>
+    <w:p/>
+    <w:p>
+      <w:pPr>
+        <w:spacing w:before="200" w:after="80"/>
+      </w:pPr>
+      <w:r>
+        <w:rPr>
+          <w:rFonts w:ascii="맑은 고딕" w:hAnsi="맑은 고딕" w:eastAsia="맑은 고딕"/>
           <w:b/>
           <w:color w:val="B11F4B"/>
           <w:sz w:val="26"/>
@@ -180,6 +323,10 @@
         <w:spacing w:after="40"/>
       </w:pPr>
       <w:r>
+        <w:rPr>
+          <w:rFonts w:ascii="맑은 고딕" w:hAnsi="맑은 고딕" w:eastAsia="맑은 고딕"/>
+          <w:sz w:val="21"/>
+        </w:rPr>
         <w:t>일반 LLM이 알 수 없는 사내 시스템 정보입니다. 에이전트 설계 시 연동 가능성과 접근 방식을 아래 표로 판단합니다.</w:t>
       </w:r>
     </w:p>
@@ -191,21 +338,23 @@
         <w:tblLook w:firstColumn="1" w:firstRow="1" w:lastColumn="0" w:lastRow="0" w:noHBand="0" w:noVBand="1" w:val="04A0"/>
       </w:tblPr>
       <w:tblGrid>
-        <w:gridCol w:w="1728"/>
-        <w:gridCol w:w="1728"/>
-        <w:gridCol w:w="1728"/>
-        <w:gridCol w:w="1728"/>
-        <w:gridCol w:w="1728"/>
+        <w:gridCol w:w="1440"/>
+        <w:gridCol w:w="1440"/>
+        <w:gridCol w:w="1440"/>
+        <w:gridCol w:w="1440"/>
+        <w:gridCol w:w="1440"/>
+        <w:gridCol w:w="1440"/>
       </w:tblGrid>
       <w:tr>
         <w:tc>
           <w:tcPr>
-            <w:tcW w:type="dxa" w:w="1728"/>
+            <w:tcW w:type="dxa" w:w="1584"/>
             <w:shd w:val="clear" w:fill="B11F4B"/>
           </w:tcPr>
           <w:p>
             <w:r>
               <w:rPr>
+                <w:rFonts w:ascii="맑은 고딕" w:hAnsi="맑은 고딕" w:eastAsia="맑은 고딕"/>
                 <w:b/>
                 <w:color w:val="FFFFFF"/>
                 <w:sz w:val="18"/>
@@ -216,12 +365,13 @@
         </w:tc>
         <w:tc>
           <w:tcPr>
-            <w:tcW w:type="dxa" w:w="2304"/>
+            <w:tcW w:type="dxa" w:w="2160"/>
             <w:shd w:val="clear" w:fill="B11F4B"/>
           </w:tcPr>
           <w:p>
             <w:r>
               <w:rPr>
+                <w:rFonts w:ascii="맑은 고딕" w:hAnsi="맑은 고딕" w:eastAsia="맑은 고딕"/>
                 <w:b/>
                 <w:color w:val="FFFFFF"/>
                 <w:sz w:val="18"/>
@@ -232,12 +382,13 @@
         </w:tc>
         <w:tc>
           <w:tcPr>
-            <w:tcW w:type="dxa" w:w="2448"/>
+            <w:tcW w:type="dxa" w:w="2160"/>
             <w:shd w:val="clear" w:fill="B11F4B"/>
           </w:tcPr>
           <w:p>
             <w:r>
               <w:rPr>
+                <w:rFonts w:ascii="맑은 고딕" w:hAnsi="맑은 고딕" w:eastAsia="맑은 고딕"/>
                 <w:b/>
                 <w:color w:val="FFFFFF"/>
                 <w:sz w:val="18"/>
@@ -248,17 +399,35 @@
         </w:tc>
         <w:tc>
           <w:tcPr>
-            <w:tcW w:type="dxa" w:w="2304"/>
+            <w:tcW w:type="dxa" w:w="2160"/>
             <w:shd w:val="clear" w:fill="B11F4B"/>
           </w:tcPr>
           <w:p>
             <w:r>
               <w:rPr>
+                <w:rFonts w:ascii="맑은 고딕" w:hAnsi="맑은 고딕" w:eastAsia="맑은 고딕"/>
                 <w:b/>
                 <w:color w:val="FFFFFF"/>
                 <w:sz w:val="18"/>
               </w:rPr>
               <w:t>연동 방식</w:t>
+            </w:r>
+          </w:p>
+        </w:tc>
+        <w:tc>
+          <w:tcPr>
+            <w:tcW w:type="dxa" w:w="1296"/>
+            <w:shd w:val="clear" w:fill="B11F4B"/>
+          </w:tcPr>
+          <w:p>
+            <w:r>
+              <w:rPr>
+                <w:rFonts w:ascii="맑은 고딕" w:hAnsi="맑은 고딕" w:eastAsia="맑은 고딕"/>
+                <w:b/>
+                <w:color w:val="FFFFFF"/>
+                <w:sz w:val="18"/>
+              </w:rPr>
+              <w:t>갱신 주기</w:t>
             </w:r>
           </w:p>
         </w:tc>
@@ -270,6 +439,7 @@
           <w:p>
             <w:r>
               <w:rPr>
+                <w:rFonts w:ascii="맑은 고딕" w:hAnsi="맑은 고딕" w:eastAsia="맑은 고딕"/>
                 <w:b/>
                 <w:color w:val="FFFFFF"/>
                 <w:sz w:val="18"/>
@@ -282,11 +452,12 @@
       <w:tr>
         <w:tc>
           <w:tcPr>
-            <w:tcW w:type="dxa" w:w="1728"/>
+            <w:tcW w:type="dxa" w:w="1584"/>
           </w:tcPr>
           <w:p>
             <w:r>
               <w:rPr>
+                <w:rFonts w:ascii="맑은 고딕" w:hAnsi="맑은 고딕" w:eastAsia="맑은 고딕"/>
                 <w:sz w:val="18"/>
               </w:rPr>
               <w:t>SAP S/4HANA</w:t>
@@ -295,11 +466,12 @@
         </w:tc>
         <w:tc>
           <w:tcPr>
-            <w:tcW w:type="dxa" w:w="2304"/>
+            <w:tcW w:type="dxa" w:w="2160"/>
           </w:tcPr>
           <w:p>
             <w:r>
               <w:rPr>
+                <w:rFonts w:ascii="맑은 고딕" w:hAnsi="맑은 고딕" w:eastAsia="맑은 고딕"/>
                 <w:sz w:val="18"/>
               </w:rPr>
               <w:t>전사 ERP(재무·구매·생산)</w:t>
@@ -308,11 +480,12 @@
         </w:tc>
         <w:tc>
           <w:tcPr>
-            <w:tcW w:type="dxa" w:w="2448"/>
+            <w:tcW w:type="dxa" w:w="2160"/>
           </w:tcPr>
           <w:p>
             <w:r>
               <w:rPr>
+                <w:rFonts w:ascii="맑은 고딕" w:hAnsi="맑은 고딕" w:eastAsia="맑은 고딕"/>
                 <w:sz w:val="18"/>
               </w:rPr>
               <w:t>전표, 구매오더, 생산실적</w:t>
@@ -321,14 +494,29 @@
         </w:tc>
         <w:tc>
           <w:tcPr>
-            <w:tcW w:type="dxa" w:w="2304"/>
+            <w:tcW w:type="dxa" w:w="2160"/>
           </w:tcPr>
           <w:p>
             <w:r>
               <w:rPr>
+                <w:rFonts w:ascii="맑은 고딕" w:hAnsi="맑은 고딕" w:eastAsia="맑은 고딕"/>
                 <w:sz w:val="18"/>
               </w:rPr>
               <w:t>OData API(읽기 위주)</w:t>
+            </w:r>
+          </w:p>
+        </w:tc>
+        <w:tc>
+          <w:tcPr>
+            <w:tcW w:type="dxa" w:w="1296"/>
+          </w:tcPr>
+          <w:p>
+            <w:r>
+              <w:rPr>
+                <w:rFonts w:ascii="맑은 고딕" w:hAnsi="맑은 고딕" w:eastAsia="맑은 고딕"/>
+                <w:sz w:val="18"/>
+              </w:rPr>
+              <w:t>실시간</w:t>
             </w:r>
           </w:p>
         </w:tc>
@@ -339,6 +527,7 @@
           <w:p>
             <w:r>
               <w:rPr>
+                <w:rFonts w:ascii="맑은 고딕" w:hAnsi="맑은 고딕" w:eastAsia="맑은 고딕"/>
                 <w:sz w:val="18"/>
               </w:rPr>
               <w:t>중 (승인 필요)</w:t>
@@ -349,24 +538,26 @@
       <w:tr>
         <w:tc>
           <w:tcPr>
-            <w:tcW w:type="dxa" w:w="1728"/>
+            <w:tcW w:type="dxa" w:w="1584"/>
           </w:tcPr>
           <w:p>
             <w:r>
               <w:rPr>
+                <w:rFonts w:ascii="맑은 고딕" w:hAnsi="맑은 고딕" w:eastAsia="맑은 고딕"/>
                 <w:sz w:val="18"/>
               </w:rPr>
-              <w:t>Knox 그룹웨어</w:t>
+              <w:t>그룹웨어</w:t>
             </w:r>
           </w:p>
         </w:tc>
         <w:tc>
           <w:tcPr>
-            <w:tcW w:type="dxa" w:w="2304"/>
+            <w:tcW w:type="dxa" w:w="2160"/>
           </w:tcPr>
           <w:p>
             <w:r>
               <w:rPr>
+                <w:rFonts w:ascii="맑은 고딕" w:hAnsi="맑은 고딕" w:eastAsia="맑은 고딕"/>
                 <w:sz w:val="18"/>
               </w:rPr>
               <w:t>전자결재·메일·게시판</w:t>
@@ -375,11 +566,12 @@
         </w:tc>
         <w:tc>
           <w:tcPr>
-            <w:tcW w:type="dxa" w:w="2448"/>
+            <w:tcW w:type="dxa" w:w="2160"/>
           </w:tcPr>
           <w:p>
             <w:r>
               <w:rPr>
+                <w:rFonts w:ascii="맑은 고딕" w:hAnsi="맑은 고딕" w:eastAsia="맑은 고딕"/>
                 <w:sz w:val="18"/>
               </w:rPr>
               <w:t>결재 문서, 공지</w:t>
@@ -388,14 +580,29 @@
         </w:tc>
         <w:tc>
           <w:tcPr>
-            <w:tcW w:type="dxa" w:w="2304"/>
+            <w:tcW w:type="dxa" w:w="2160"/>
           </w:tcPr>
           <w:p>
             <w:r>
               <w:rPr>
+                <w:rFonts w:ascii="맑은 고딕" w:hAnsi="맑은 고딕" w:eastAsia="맑은 고딕"/>
                 <w:sz w:val="18"/>
               </w:rPr>
               <w:t>표준 API 미지원(RPA 보완)</w:t>
+            </w:r>
+          </w:p>
+        </w:tc>
+        <w:tc>
+          <w:tcPr>
+            <w:tcW w:type="dxa" w:w="1296"/>
+          </w:tcPr>
+          <w:p>
+            <w:r>
+              <w:rPr>
+                <w:rFonts w:ascii="맑은 고딕" w:hAnsi="맑은 고딕" w:eastAsia="맑은 고딕"/>
+                <w:sz w:val="18"/>
+              </w:rPr>
+              <w:t>수시</w:t>
             </w:r>
           </w:p>
         </w:tc>
@@ -406,6 +613,7 @@
           <w:p>
             <w:r>
               <w:rPr>
+                <w:rFonts w:ascii="맑은 고딕" w:hAnsi="맑은 고딕" w:eastAsia="맑은 고딕"/>
                 <w:sz w:val="18"/>
               </w:rPr>
               <w:t>낮음</w:t>
@@ -416,11 +624,12 @@
       <w:tr>
         <w:tc>
           <w:tcPr>
-            <w:tcW w:type="dxa" w:w="1728"/>
+            <w:tcW w:type="dxa" w:w="1584"/>
           </w:tcPr>
           <w:p>
             <w:r>
               <w:rPr>
+                <w:rFonts w:ascii="맑은 고딕" w:hAnsi="맑은 고딕" w:eastAsia="맑은 고딕"/>
                 <w:sz w:val="18"/>
               </w:rPr>
               <w:t>SharePoint Online</w:t>
@@ -429,11 +638,12 @@
         </w:tc>
         <w:tc>
           <w:tcPr>
-            <w:tcW w:type="dxa" w:w="2304"/>
+            <w:tcW w:type="dxa" w:w="2160"/>
           </w:tcPr>
           <w:p>
             <w:r>
               <w:rPr>
+                <w:rFonts w:ascii="맑은 고딕" w:hAnsi="맑은 고딕" w:eastAsia="맑은 고딕"/>
                 <w:sz w:val="18"/>
               </w:rPr>
               <w:t>문서·지식 저장소</w:t>
@@ -442,11 +652,12 @@
         </w:tc>
         <w:tc>
           <w:tcPr>
-            <w:tcW w:type="dxa" w:w="2448"/>
+            <w:tcW w:type="dxa" w:w="2160"/>
           </w:tcPr>
           <w:p>
             <w:r>
               <w:rPr>
+                <w:rFonts w:ascii="맑은 고딕" w:hAnsi="맑은 고딕" w:eastAsia="맑은 고딕"/>
                 <w:sz w:val="18"/>
               </w:rPr>
               <w:t>보고서, 양식, 매뉴얼</w:t>
@@ -455,14 +666,29 @@
         </w:tc>
         <w:tc>
           <w:tcPr>
-            <w:tcW w:type="dxa" w:w="2304"/>
+            <w:tcW w:type="dxa" w:w="2160"/>
           </w:tcPr>
           <w:p>
             <w:r>
               <w:rPr>
+                <w:rFonts w:ascii="맑은 고딕" w:hAnsi="맑은 고딕" w:eastAsia="맑은 고딕"/>
                 <w:sz w:val="18"/>
               </w:rPr>
               <w:t>Microsoft Graph API</w:t>
+            </w:r>
+          </w:p>
+        </w:tc>
+        <w:tc>
+          <w:tcPr>
+            <w:tcW w:type="dxa" w:w="1296"/>
+          </w:tcPr>
+          <w:p>
+            <w:r>
+              <w:rPr>
+                <w:rFonts w:ascii="맑은 고딕" w:hAnsi="맑은 고딕" w:eastAsia="맑은 고딕"/>
+                <w:sz w:val="18"/>
+              </w:rPr>
+              <w:t>수시</w:t>
             </w:r>
           </w:p>
         </w:tc>
@@ -473,6 +699,7 @@
           <w:p>
             <w:r>
               <w:rPr>
+                <w:rFonts w:ascii="맑은 고딕" w:hAnsi="맑은 고딕" w:eastAsia="맑은 고딕"/>
                 <w:sz w:val="18"/>
               </w:rPr>
               <w:t>높음</w:t>
@@ -483,11 +710,12 @@
       <w:tr>
         <w:tc>
           <w:tcPr>
-            <w:tcW w:type="dxa" w:w="1728"/>
+            <w:tcW w:type="dxa" w:w="1584"/>
           </w:tcPr>
           <w:p>
             <w:r>
               <w:rPr>
+                <w:rFonts w:ascii="맑은 고딕" w:hAnsi="맑은 고딕" w:eastAsia="맑은 고딕"/>
                 <w:sz w:val="18"/>
               </w:rPr>
               <w:t>MES</w:t>
@@ -496,11 +724,12 @@
         </w:tc>
         <w:tc>
           <w:tcPr>
-            <w:tcW w:type="dxa" w:w="2304"/>
+            <w:tcW w:type="dxa" w:w="2160"/>
           </w:tcPr>
           <w:p>
             <w:r>
               <w:rPr>
+                <w:rFonts w:ascii="맑은 고딕" w:hAnsi="맑은 고딕" w:eastAsia="맑은 고딕"/>
                 <w:sz w:val="18"/>
               </w:rPr>
               <w:t>생산실행시스템</w:t>
@@ -509,11 +738,12 @@
         </w:tc>
         <w:tc>
           <w:tcPr>
-            <w:tcW w:type="dxa" w:w="2448"/>
+            <w:tcW w:type="dxa" w:w="2160"/>
           </w:tcPr>
           <w:p>
             <w:r>
               <w:rPr>
+                <w:rFonts w:ascii="맑은 고딕" w:hAnsi="맑은 고딕" w:eastAsia="맑은 고딕"/>
                 <w:sz w:val="18"/>
               </w:rPr>
               <w:t>공정 데이터, 설비 가동</w:t>
@@ -522,14 +752,29 @@
         </w:tc>
         <w:tc>
           <w:tcPr>
-            <w:tcW w:type="dxa" w:w="2304"/>
+            <w:tcW w:type="dxa" w:w="2160"/>
           </w:tcPr>
           <w:p>
             <w:r>
               <w:rPr>
+                <w:rFonts w:ascii="맑은 고딕" w:hAnsi="맑은 고딕" w:eastAsia="맑은 고딕"/>
                 <w:sz w:val="18"/>
               </w:rPr>
               <w:t>사내 IF 서버 경유</w:t>
+            </w:r>
+          </w:p>
+        </w:tc>
+        <w:tc>
+          <w:tcPr>
+            <w:tcW w:type="dxa" w:w="1296"/>
+          </w:tcPr>
+          <w:p>
+            <w:r>
+              <w:rPr>
+                <w:rFonts w:ascii="맑은 고딕" w:hAnsi="맑은 고딕" w:eastAsia="맑은 고딕"/>
+                <w:sz w:val="18"/>
+              </w:rPr>
+              <w:t>실시간</w:t>
             </w:r>
           </w:p>
         </w:tc>
@@ -540,6 +785,7 @@
           <w:p>
             <w:r>
               <w:rPr>
+                <w:rFonts w:ascii="맑은 고딕" w:hAnsi="맑은 고딕" w:eastAsia="맑은 고딕"/>
                 <w:sz w:val="18"/>
               </w:rPr>
               <w:t>낮음 (현장 한정)</w:t>
@@ -550,11 +796,12 @@
       <w:tr>
         <w:tc>
           <w:tcPr>
-            <w:tcW w:type="dxa" w:w="1728"/>
+            <w:tcW w:type="dxa" w:w="1584"/>
           </w:tcPr>
           <w:p>
             <w:r>
               <w:rPr>
+                <w:rFonts w:ascii="맑은 고딕" w:hAnsi="맑은 고딕" w:eastAsia="맑은 고딕"/>
                 <w:sz w:val="18"/>
               </w:rPr>
               <w:t>LIMS</w:t>
@@ -563,11 +810,12 @@
         </w:tc>
         <w:tc>
           <w:tcPr>
-            <w:tcW w:type="dxa" w:w="2304"/>
+            <w:tcW w:type="dxa" w:w="2160"/>
           </w:tcPr>
           <w:p>
             <w:r>
               <w:rPr>
+                <w:rFonts w:ascii="맑은 고딕" w:hAnsi="맑은 고딕" w:eastAsia="맑은 고딕"/>
                 <w:sz w:val="18"/>
               </w:rPr>
               <w:t>품질·시험 관리</w:t>
@@ -576,11 +824,12 @@
         </w:tc>
         <w:tc>
           <w:tcPr>
-            <w:tcW w:type="dxa" w:w="2448"/>
+            <w:tcW w:type="dxa" w:w="2160"/>
           </w:tcPr>
           <w:p>
             <w:r>
               <w:rPr>
+                <w:rFonts w:ascii="맑은 고딕" w:hAnsi="맑은 고딕" w:eastAsia="맑은 고딕"/>
                 <w:sz w:val="18"/>
               </w:rPr>
               <w:t>시험 성적서, 규격</w:t>
@@ -589,14 +838,29 @@
         </w:tc>
         <w:tc>
           <w:tcPr>
-            <w:tcW w:type="dxa" w:w="2304"/>
+            <w:tcW w:type="dxa" w:w="2160"/>
           </w:tcPr>
           <w:p>
             <w:r>
               <w:rPr>
+                <w:rFonts w:ascii="맑은 고딕" w:hAnsi="맑은 고딕" w:eastAsia="맑은 고딕"/>
                 <w:sz w:val="18"/>
               </w:rPr>
               <w:t>DB 직접조회(제한)</w:t>
+            </w:r>
+          </w:p>
+        </w:tc>
+        <w:tc>
+          <w:tcPr>
+            <w:tcW w:type="dxa" w:w="1296"/>
+          </w:tcPr>
+          <w:p>
+            <w:r>
+              <w:rPr>
+                <w:rFonts w:ascii="맑은 고딕" w:hAnsi="맑은 고딕" w:eastAsia="맑은 고딕"/>
+                <w:sz w:val="18"/>
+              </w:rPr>
+              <w:t>일 배치</w:t>
             </w:r>
           </w:p>
         </w:tc>
@@ -607,6 +871,7 @@
           <w:p>
             <w:r>
               <w:rPr>
+                <w:rFonts w:ascii="맑은 고딕" w:hAnsi="맑은 고딕" w:eastAsia="맑은 고딕"/>
                 <w:sz w:val="18"/>
               </w:rPr>
               <w:t>중</w:t>
@@ -617,11 +882,12 @@
       <w:tr>
         <w:tc>
           <w:tcPr>
-            <w:tcW w:type="dxa" w:w="1728"/>
+            <w:tcW w:type="dxa" w:w="1584"/>
           </w:tcPr>
           <w:p>
             <w:r>
               <w:rPr>
+                <w:rFonts w:ascii="맑은 고딕" w:hAnsi="맑은 고딕" w:eastAsia="맑은 고딕"/>
                 <w:sz w:val="18"/>
               </w:rPr>
               <w:t>PLM</w:t>
@@ -630,11 +896,12 @@
         </w:tc>
         <w:tc>
           <w:tcPr>
-            <w:tcW w:type="dxa" w:w="2304"/>
+            <w:tcW w:type="dxa" w:w="2160"/>
           </w:tcPr>
           <w:p>
             <w:r>
               <w:rPr>
+                <w:rFonts w:ascii="맑은 고딕" w:hAnsi="맑은 고딕" w:eastAsia="맑은 고딕"/>
                 <w:sz w:val="18"/>
               </w:rPr>
               <w:t>제품수명주기관리</w:t>
@@ -643,11 +910,12 @@
         </w:tc>
         <w:tc>
           <w:tcPr>
-            <w:tcW w:type="dxa" w:w="2448"/>
+            <w:tcW w:type="dxa" w:w="2160"/>
           </w:tcPr>
           <w:p>
             <w:r>
               <w:rPr>
+                <w:rFonts w:ascii="맑은 고딕" w:hAnsi="맑은 고딕" w:eastAsia="맑은 고딕"/>
                 <w:sz w:val="18"/>
               </w:rPr>
               <w:t>BOM, 스펙, 설계변경</w:t>
@@ -656,14 +924,29 @@
         </w:tc>
         <w:tc>
           <w:tcPr>
-            <w:tcW w:type="dxa" w:w="2304"/>
+            <w:tcW w:type="dxa" w:w="2160"/>
           </w:tcPr>
           <w:p>
             <w:r>
               <w:rPr>
+                <w:rFonts w:ascii="맑은 고딕" w:hAnsi="맑은 고딕" w:eastAsia="맑은 고딕"/>
                 <w:sz w:val="18"/>
               </w:rPr>
               <w:t>전용 커넥터</w:t>
+            </w:r>
+          </w:p>
+        </w:tc>
+        <w:tc>
+          <w:tcPr>
+            <w:tcW w:type="dxa" w:w="1296"/>
+          </w:tcPr>
+          <w:p>
+            <w:r>
+              <w:rPr>
+                <w:rFonts w:ascii="맑은 고딕" w:hAnsi="맑은 고딕" w:eastAsia="맑은 고딕"/>
+                <w:sz w:val="18"/>
+              </w:rPr>
+              <w:t>수시</w:t>
             </w:r>
           </w:p>
         </w:tc>
@@ -674,6 +957,7 @@
           <w:p>
             <w:r>
               <w:rPr>
+                <w:rFonts w:ascii="맑은 고딕" w:hAnsi="맑은 고딕" w:eastAsia="맑은 고딕"/>
                 <w:sz w:val="18"/>
               </w:rPr>
               <w:t>중</w:t>
@@ -688,6 +972,7 @@
       </w:pPr>
       <w:r>
         <w:rPr>
+          <w:rFonts w:ascii="맑은 고딕" w:hAnsi="맑은 고딕" w:eastAsia="맑은 고딕"/>
           <w:b/>
           <w:color w:val="B11F4B"/>
           <w:sz w:val="26"/>
@@ -701,7 +986,11 @@
         <w:spacing w:after="20"/>
       </w:pPr>
       <w:r>
-        <w:t>높음: Graph/REST API 표준 지원 → 에이전트 직접 연동 권장.</w:t>
+        <w:rPr>
+          <w:rFonts w:ascii="맑은 고딕" w:hAnsi="맑은 고딕" w:eastAsia="맑은 고딕"/>
+          <w:sz w:val="20"/>
+        </w:rPr>
+        <w:t>높음: Graph/REST API 표준 지원, 에이전트 직접 연동 권장.</w:t>
       </w:r>
     </w:p>
     <w:p>
@@ -710,7 +999,11 @@
         <w:spacing w:after="20"/>
       </w:pPr>
       <w:r>
-        <w:t>중: 제한적 API·DB 조회 가능 → IT 승인 및 커넥터 구성 필요.</w:t>
+        <w:rPr>
+          <w:rFonts w:ascii="맑은 고딕" w:hAnsi="맑은 고딕" w:eastAsia="맑은 고딕"/>
+          <w:sz w:val="20"/>
+        </w:rPr>
+        <w:t>중: 제한적 API·DB 조회 가능, IT 승인 및 커넥터 구성 필요.</w:t>
       </w:r>
     </w:p>
     <w:p>
@@ -719,7 +1012,11 @@
         <w:spacing w:after="20"/>
       </w:pPr>
       <w:r>
-        <w:t>낮음: 표준 연동 불가 → 수동 업로드 또는 RPA, 단기 Knowledge Source화 권장.</w:t>
+        <w:rPr>
+          <w:rFonts w:ascii="맑은 고딕" w:hAnsi="맑은 고딕" w:eastAsia="맑은 고딕"/>
+          <w:sz w:val="20"/>
+        </w:rPr>
+        <w:t>낮음: 표준 연동 불가, 수동 업로드 또는 RPA로 단기 Knowledge Source화 권장.</w:t>
       </w:r>
     </w:p>
     <w:p>
@@ -728,6 +1025,7 @@
       </w:pPr>
       <w:r>
         <w:rPr>
+          <w:rFonts w:ascii="맑은 고딕" w:hAnsi="맑은 고딕" w:eastAsia="맑은 고딕"/>
           <w:b/>
           <w:color w:val="B11F4B"/>
           <w:sz w:val="26"/>
@@ -755,6 +1053,7 @@
           <w:p>
             <w:r>
               <w:rPr>
+                <w:rFonts w:ascii="맑은 고딕" w:hAnsi="맑은 고딕" w:eastAsia="맑은 고딕"/>
                 <w:b/>
                 <w:color w:val="FFFFFF"/>
                 <w:sz w:val="18"/>
@@ -771,6 +1070,7 @@
           <w:p>
             <w:r>
               <w:rPr>
+                <w:rFonts w:ascii="맑은 고딕" w:hAnsi="맑은 고딕" w:eastAsia="맑은 고딕"/>
                 <w:b/>
                 <w:color w:val="FFFFFF"/>
                 <w:sz w:val="18"/>
@@ -788,6 +1088,7 @@
           <w:p>
             <w:r>
               <w:rPr>
+                <w:rFonts w:ascii="맑은 고딕" w:hAnsi="맑은 고딕" w:eastAsia="맑은 고딕"/>
                 <w:sz w:val="18"/>
               </w:rPr>
               <w:t>문서 기반 질의응답</w:t>
@@ -801,6 +1102,7 @@
           <w:p>
             <w:r>
               <w:rPr>
+                <w:rFonts w:ascii="맑은 고딕" w:hAnsi="맑은 고딕" w:eastAsia="맑은 고딕"/>
                 <w:sz w:val="18"/>
               </w:rPr>
               <w:t>SharePoint 문서 → Copilot Studio Knowledge Source 등록</w:t>
@@ -816,6 +1118,7 @@
           <w:p>
             <w:r>
               <w:rPr>
+                <w:rFonts w:ascii="맑은 고딕" w:hAnsi="맑은 고딕" w:eastAsia="맑은 고딕"/>
                 <w:sz w:val="18"/>
               </w:rPr>
               <w:t>실적·수치 조회</w:t>
@@ -829,6 +1132,7 @@
           <w:p>
             <w:r>
               <w:rPr>
+                <w:rFonts w:ascii="맑은 고딕" w:hAnsi="맑은 고딕" w:eastAsia="맑은 고딕"/>
                 <w:sz w:val="18"/>
               </w:rPr>
               <w:t>SAP OData → Power Automate 커넥터 → Dataverse 캐싱</w:t>
@@ -844,6 +1148,7 @@
           <w:p>
             <w:r>
               <w:rPr>
+                <w:rFonts w:ascii="맑은 고딕" w:hAnsi="맑은 고딕" w:eastAsia="맑은 고딕"/>
                 <w:sz w:val="18"/>
               </w:rPr>
               <w:t>품질 성적 조회</w:t>
@@ -857,6 +1162,7 @@
           <w:p>
             <w:r>
               <w:rPr>
+                <w:rFonts w:ascii="맑은 고딕" w:hAnsi="맑은 고딕" w:eastAsia="맑은 고딕"/>
                 <w:sz w:val="18"/>
               </w:rPr>
               <w:t>LIMS 추출 데이터 → 주기적 SharePoint 업로드 → 그라운딩</w:t>
@@ -872,6 +1178,7 @@
           <w:p>
             <w:r>
               <w:rPr>
+                <w:rFonts w:ascii="맑은 고딕" w:hAnsi="맑은 고딕" w:eastAsia="맑은 고딕"/>
                 <w:sz w:val="18"/>
               </w:rPr>
               <w:t>결재·메일 연계</w:t>
@@ -885,9 +1192,10 @@
           <w:p>
             <w:r>
               <w:rPr>
+                <w:rFonts w:ascii="맑은 고딕" w:hAnsi="맑은 고딕" w:eastAsia="맑은 고딕"/>
                 <w:sz w:val="18"/>
               </w:rPr>
-              <w:t>Knox는 직접 연동 대신 산출물 SharePoint 저장 후 활용</w:t>
+              <w:t>그룹웨어는 직접 연동 대신 산출물 SharePoint 저장 후 활용</w:t>
             </w:r>
           </w:p>
         </w:tc>
@@ -899,11 +1207,268 @@
       </w:pPr>
       <w:r>
         <w:rPr>
+          <w:rFonts w:ascii="맑은 고딕" w:hAnsi="맑은 고딕" w:eastAsia="맑은 고딕"/>
           <w:b/>
           <w:color w:val="B11F4B"/>
           <w:sz w:val="26"/>
         </w:rPr>
-        <w:t>4. 연동 시 주의사항</w:t>
+        <w:t>4. 시스템별 에이전트 활용 예시</w:t>
+      </w:r>
+    </w:p>
+    <w:tbl>
+      <w:tblPr>
+        <w:tblStyle w:val="TableGrid"/>
+        <w:tblW w:type="auto" w:w="0"/>
+        <w:jc w:val="center"/>
+        <w:tblLook w:firstColumn="1" w:firstRow="1" w:lastColumn="0" w:lastRow="0" w:noHBand="0" w:noVBand="1" w:val="04A0"/>
+      </w:tblPr>
+      <w:tblGrid>
+        <w:gridCol w:w="2880"/>
+        <w:gridCol w:w="2880"/>
+        <w:gridCol w:w="2880"/>
+      </w:tblGrid>
+      <w:tr>
+        <w:tc>
+          <w:tcPr>
+            <w:tcW w:type="dxa" w:w="2304"/>
+            <w:shd w:val="clear" w:fill="B11F4B"/>
+          </w:tcPr>
+          <w:p>
+            <w:r>
+              <w:rPr>
+                <w:rFonts w:ascii="맑은 고딕" w:hAnsi="맑은 고딕" w:eastAsia="맑은 고딕"/>
+                <w:b/>
+                <w:color w:val="FFFFFF"/>
+                <w:sz w:val="18"/>
+              </w:rPr>
+              <w:t>시스템</w:t>
+            </w:r>
+          </w:p>
+        </w:tc>
+        <w:tc>
+          <w:tcPr>
+            <w:tcW w:type="dxa" w:w="5184"/>
+            <w:shd w:val="clear" w:fill="B11F4B"/>
+          </w:tcPr>
+          <w:p>
+            <w:r>
+              <w:rPr>
+                <w:rFonts w:ascii="맑은 고딕" w:hAnsi="맑은 고딕" w:eastAsia="맑은 고딕"/>
+                <w:b/>
+                <w:color w:val="FFFFFF"/>
+                <w:sz w:val="18"/>
+              </w:rPr>
+              <w:t>가능한 에이전트 업무</w:t>
+            </w:r>
+          </w:p>
+        </w:tc>
+        <w:tc>
+          <w:tcPr>
+            <w:tcW w:type="dxa" w:w="1728"/>
+            <w:shd w:val="clear" w:fill="B11F4B"/>
+          </w:tcPr>
+          <w:p>
+            <w:r>
+              <w:rPr>
+                <w:rFonts w:ascii="맑은 고딕" w:hAnsi="맑은 고딕" w:eastAsia="맑은 고딕"/>
+                <w:b/>
+                <w:color w:val="FFFFFF"/>
+                <w:sz w:val="18"/>
+              </w:rPr>
+              <w:t>연동 난이도</w:t>
+            </w:r>
+          </w:p>
+        </w:tc>
+      </w:tr>
+      <w:tr>
+        <w:tc>
+          <w:tcPr>
+            <w:tcW w:type="dxa" w:w="2304"/>
+          </w:tcPr>
+          <w:p>
+            <w:r>
+              <w:rPr>
+                <w:rFonts w:ascii="맑은 고딕" w:hAnsi="맑은 고딕" w:eastAsia="맑은 고딕"/>
+                <w:sz w:val="18"/>
+              </w:rPr>
+              <w:t>SharePoint Online</w:t>
+            </w:r>
+          </w:p>
+        </w:tc>
+        <w:tc>
+          <w:tcPr>
+            <w:tcW w:type="dxa" w:w="5184"/>
+          </w:tcPr>
+          <w:p>
+            <w:r>
+              <w:rPr>
+                <w:rFonts w:ascii="맑은 고딕" w:hAnsi="맑은 고딕" w:eastAsia="맑은 고딕"/>
+                <w:sz w:val="18"/>
+              </w:rPr>
+              <w:t>사내 규정·매뉴얼 Q&amp;A, 보고서 초안 작성</w:t>
+            </w:r>
+          </w:p>
+        </w:tc>
+        <w:tc>
+          <w:tcPr>
+            <w:tcW w:type="dxa" w:w="1728"/>
+          </w:tcPr>
+          <w:p>
+            <w:r>
+              <w:rPr>
+                <w:rFonts w:ascii="맑은 고딕" w:hAnsi="맑은 고딕" w:eastAsia="맑은 고딕"/>
+                <w:sz w:val="18"/>
+              </w:rPr>
+              <w:t>쉬움</w:t>
+            </w:r>
+          </w:p>
+        </w:tc>
+      </w:tr>
+      <w:tr>
+        <w:tc>
+          <w:tcPr>
+            <w:tcW w:type="dxa" w:w="2304"/>
+          </w:tcPr>
+          <w:p>
+            <w:r>
+              <w:rPr>
+                <w:rFonts w:ascii="맑은 고딕" w:hAnsi="맑은 고딕" w:eastAsia="맑은 고딕"/>
+                <w:sz w:val="18"/>
+              </w:rPr>
+              <w:t>SAP S/4HANA</w:t>
+            </w:r>
+          </w:p>
+        </w:tc>
+        <w:tc>
+          <w:tcPr>
+            <w:tcW w:type="dxa" w:w="5184"/>
+          </w:tcPr>
+          <w:p>
+            <w:r>
+              <w:rPr>
+                <w:rFonts w:ascii="맑은 고딕" w:hAnsi="맑은 고딕" w:eastAsia="맑은 고딕"/>
+                <w:sz w:val="18"/>
+              </w:rPr>
+              <w:t>구매오더 현황 조회, 생산실적 요약</w:t>
+            </w:r>
+          </w:p>
+        </w:tc>
+        <w:tc>
+          <w:tcPr>
+            <w:tcW w:type="dxa" w:w="1728"/>
+          </w:tcPr>
+          <w:p>
+            <w:r>
+              <w:rPr>
+                <w:rFonts w:ascii="맑은 고딕" w:hAnsi="맑은 고딕" w:eastAsia="맑은 고딕"/>
+                <w:sz w:val="18"/>
+              </w:rPr>
+              <w:t>보통</w:t>
+            </w:r>
+          </w:p>
+        </w:tc>
+      </w:tr>
+      <w:tr>
+        <w:tc>
+          <w:tcPr>
+            <w:tcW w:type="dxa" w:w="2304"/>
+          </w:tcPr>
+          <w:p>
+            <w:r>
+              <w:rPr>
+                <w:rFonts w:ascii="맑은 고딕" w:hAnsi="맑은 고딕" w:eastAsia="맑은 고딕"/>
+                <w:sz w:val="18"/>
+              </w:rPr>
+              <w:t>LIMS</w:t>
+            </w:r>
+          </w:p>
+        </w:tc>
+        <w:tc>
+          <w:tcPr>
+            <w:tcW w:type="dxa" w:w="5184"/>
+          </w:tcPr>
+          <w:p>
+            <w:r>
+              <w:rPr>
+                <w:rFonts w:ascii="맑은 고딕" w:hAnsi="맑은 고딕" w:eastAsia="맑은 고딕"/>
+                <w:sz w:val="18"/>
+              </w:rPr>
+              <w:t>시험 성적서 검색, 규격 적합 여부 확인</w:t>
+            </w:r>
+          </w:p>
+        </w:tc>
+        <w:tc>
+          <w:tcPr>
+            <w:tcW w:type="dxa" w:w="1728"/>
+          </w:tcPr>
+          <w:p>
+            <w:r>
+              <w:rPr>
+                <w:rFonts w:ascii="맑은 고딕" w:hAnsi="맑은 고딕" w:eastAsia="맑은 고딕"/>
+                <w:sz w:val="18"/>
+              </w:rPr>
+              <w:t>보통</w:t>
+            </w:r>
+          </w:p>
+        </w:tc>
+      </w:tr>
+      <w:tr>
+        <w:tc>
+          <w:tcPr>
+            <w:tcW w:type="dxa" w:w="2304"/>
+          </w:tcPr>
+          <w:p>
+            <w:r>
+              <w:rPr>
+                <w:rFonts w:ascii="맑은 고딕" w:hAnsi="맑은 고딕" w:eastAsia="맑은 고딕"/>
+                <w:sz w:val="18"/>
+              </w:rPr>
+              <w:t>MES</w:t>
+            </w:r>
+          </w:p>
+        </w:tc>
+        <w:tc>
+          <w:tcPr>
+            <w:tcW w:type="dxa" w:w="5184"/>
+          </w:tcPr>
+          <w:p>
+            <w:r>
+              <w:rPr>
+                <w:rFonts w:ascii="맑은 고딕" w:hAnsi="맑은 고딕" w:eastAsia="맑은 고딕"/>
+                <w:sz w:val="18"/>
+              </w:rPr>
+              <w:t>설비 가동률 일일 리포트(추출 데이터 기반)</w:t>
+            </w:r>
+          </w:p>
+        </w:tc>
+        <w:tc>
+          <w:tcPr>
+            <w:tcW w:type="dxa" w:w="1728"/>
+          </w:tcPr>
+          <w:p>
+            <w:r>
+              <w:rPr>
+                <w:rFonts w:ascii="맑은 고딕" w:hAnsi="맑은 고딕" w:eastAsia="맑은 고딕"/>
+                <w:sz w:val="18"/>
+              </w:rPr>
+              <w:t>어려움</w:t>
+            </w:r>
+          </w:p>
+        </w:tc>
+      </w:tr>
+    </w:tbl>
+    <w:p>
+      <w:pPr>
+        <w:spacing w:before="200" w:after="80"/>
+      </w:pPr>
+      <w:r>
+        <w:rPr>
+          <w:rFonts w:ascii="맑은 고딕" w:hAnsi="맑은 고딕" w:eastAsia="맑은 고딕"/>
+          <w:b/>
+          <w:color w:val="B11F4B"/>
+          <w:sz w:val="26"/>
+        </w:rPr>
+        <w:t>5. 연동 시 주의사항</w:t>
       </w:r>
     </w:p>
     <w:p>
@@ -912,6 +1477,10 @@
         <w:spacing w:after="20"/>
       </w:pPr>
       <w:r>
+        <w:rPr>
+          <w:rFonts w:ascii="맑은 고딕" w:hAnsi="맑은 고딕" w:eastAsia="맑은 고딕"/>
+          <w:sz w:val="20"/>
+        </w:rPr>
         <w:t>운영 시스템(SAP·MES) 직접 쓰기(write)는 원칙적으로 금지, 읽기 전용으로 설계.</w:t>
       </w:r>
     </w:p>
@@ -921,6 +1490,10 @@
         <w:spacing w:after="20"/>
       </w:pPr>
       <w:r>
+        <w:rPr>
+          <w:rFonts w:ascii="맑은 고딕" w:hAnsi="맑은 고딕" w:eastAsia="맑은 고딕"/>
+          <w:sz w:val="20"/>
+        </w:rPr>
         <w:t>대용량 조회는 야간 배치/캐싱으로 분산하여 운영 시스템 부하 방지.</w:t>
       </w:r>
     </w:p>
@@ -930,13 +1503,113 @@
         <w:spacing w:after="20"/>
       </w:pPr>
       <w:r>
-        <w:t>시스템 연동은 DT실 사전 승인 및 테스트 환경 검증 후 운영 반영.</w:t>
+        <w:rPr>
+          <w:rFonts w:ascii="맑은 고딕" w:hAnsi="맑은 고딕" w:eastAsia="맑은 고딕"/>
+          <w:sz w:val="20"/>
+        </w:rPr>
+        <w:t>시스템 연동은 IT 부서 사전 승인 및 테스트 환경 검증 후 운영 반영.</w:t>
+      </w:r>
+    </w:p>
+    <w:p>
+      <w:pPr>
+        <w:spacing w:before="200" w:after="80"/>
+      </w:pPr>
+      <w:r>
+        <w:rPr>
+          <w:rFonts w:ascii="맑은 고딕" w:hAnsi="맑은 고딕" w:eastAsia="맑은 고딕"/>
+          <w:b/>
+          <w:color w:val="B11F4B"/>
+          <w:sz w:val="26"/>
+        </w:rPr>
+        <w:t>자주 묻는 질문 (FAQ)</w:t>
+      </w:r>
+    </w:p>
+    <w:p>
+      <w:pPr>
+        <w:spacing w:after="20"/>
+      </w:pPr>
+      <w:r>
+        <w:rPr>
+          <w:rFonts w:ascii="맑은 고딕" w:hAnsi="맑은 고딕" w:eastAsia="맑은 고딕"/>
+          <w:b/>
+          <w:color w:val="242424"/>
+          <w:sz w:val="20"/>
+        </w:rPr>
+        <w:t>Q. 문서 기반 에이전트를 가장 빠르게 만들려면 어떤 시스템을 쓰나요?</w:t>
+      </w:r>
+    </w:p>
+    <w:p>
+      <w:pPr>
+        <w:spacing w:after="120"/>
+      </w:pPr>
+      <w:r>
+        <w:rPr>
+          <w:rFonts w:ascii="맑은 고딕" w:hAnsi="맑은 고딕" w:eastAsia="맑은 고딕"/>
+          <w:color w:val="5C5C5C"/>
+          <w:sz w:val="20"/>
+        </w:rPr>
+        <w:t>A. SharePoint Online이 접근성 '높음'이라 가장 빠릅니다. 문서를 그대로 Copilot Studio Knowledge Source로 등록하면 됩니다.</w:t>
+      </w:r>
+    </w:p>
+    <w:p>
+      <w:pPr>
+        <w:spacing w:after="20"/>
+      </w:pPr>
+      <w:r>
+        <w:rPr>
+          <w:rFonts w:ascii="맑은 고딕" w:hAnsi="맑은 고딕" w:eastAsia="맑은 고딕"/>
+          <w:b/>
+          <w:color w:val="242424"/>
+          <w:sz w:val="20"/>
+        </w:rPr>
+        <w:t>Q. SAP 데이터를 실시간으로 에이전트에 붙일 수 있나요?</w:t>
+      </w:r>
+    </w:p>
+    <w:p>
+      <w:pPr>
+        <w:spacing w:after="120"/>
+      </w:pPr>
+      <w:r>
+        <w:rPr>
+          <w:rFonts w:ascii="맑은 고딕" w:hAnsi="맑은 고딕" w:eastAsia="맑은 고딕"/>
+          <w:color w:val="5C5C5C"/>
+          <w:sz w:val="20"/>
+        </w:rPr>
+        <w:t>A. 직접 실시간 연동보다 OData를 Power Automate 커넥터로 가져와 Dataverse에 캐싱하는 패턴을 권장합니다. 운영 부하를 줄일 수 있습니다.</w:t>
+      </w:r>
+    </w:p>
+    <w:p>
+      <w:pPr>
+        <w:spacing w:after="20"/>
+      </w:pPr>
+      <w:r>
+        <w:rPr>
+          <w:rFonts w:ascii="맑은 고딕" w:hAnsi="맑은 고딕" w:eastAsia="맑은 고딕"/>
+          <w:b/>
+          <w:color w:val="242424"/>
+          <w:sz w:val="20"/>
+        </w:rPr>
+        <w:t>Q. 그룹웨어 결재 문서를 에이전트가 읽게 하려면?</w:t>
+      </w:r>
+    </w:p>
+    <w:p>
+      <w:pPr>
+        <w:spacing w:after="120"/>
+      </w:pPr>
+      <w:r>
+        <w:rPr>
+          <w:rFonts w:ascii="맑은 고딕" w:hAnsi="맑은 고딕" w:eastAsia="맑은 고딕"/>
+          <w:color w:val="5C5C5C"/>
+          <w:sz w:val="20"/>
+        </w:rPr>
+        <w:t>A. 그룹웨어는 표준 API가 없어 직접 연동이 어렵습니다. 산출물을 SharePoint에 저장한 뒤 그 문서를 그라운딩하세요.</w:t>
       </w:r>
     </w:p>
     <w:p/>
     <w:p>
       <w:r>
         <w:rPr>
+          <w:rFonts w:ascii="맑은 고딕" w:hAnsi="맑은 고딕" w:eastAsia="맑은 고딕"/>
           <w:i/>
           <w:color w:val="5C5C5C"/>
           <w:sz w:val="16"/>
